--- a/Verslag/Transcriptomics analyse van synoviumweefsel van patiënten met reumatoïde artritis.docx
+++ b/Verslag/Transcriptomics analyse van synoviumweefsel van patiënten met reumatoïde artritis.docx
@@ -280,6 +280,7 @@
         <w:rPr>
           <w:b/>
           <w:bCs/>
+          <w:noProof/>
         </w:rPr>
         <w:drawing>
           <wp:inline distT="0" distB="0" distL="0" distR="0" wp14:anchorId="05907FE7" wp14:editId="40A2DE3F">
@@ -1260,7 +1261,7 @@
         </w:rPr>
         <w:lastRenderedPageBreak/>
         <w:drawing>
-          <wp:inline distT="0" distB="0" distL="0" distR="0" wp14:anchorId="506939C8" wp14:editId="7D02450A">
+          <wp:inline distT="0" distB="0" distL="0" distR="0" wp14:anchorId="506939C8" wp14:editId="37F3AEAB">
             <wp:extent cx="3575311" cy="2325629"/>
             <wp:effectExtent l="0" t="0" r="6350" b="0"/>
             <wp:docPr id="86192047" name="Afbeelding 3"/>
@@ -1558,104 +1559,69 @@
         <w:rPr>
           <w:b/>
           <w:bCs/>
+        </w:rPr>
+      </w:pPr>
+      <w:r>
+        <w:rPr>
+          <w:b/>
+          <w:bCs/>
+        </w:rPr>
+        <w:t>Referenties</w:t>
+      </w:r>
+    </w:p>
+    <w:p>
+      <w:pPr>
+        <w:rPr>
+          <w:b/>
+          <w:bCs/>
+        </w:rPr>
+      </w:pPr>
+      <w:r>
+        <w:rPr>
+          <w:b/>
+          <w:bCs/>
+        </w:rPr>
+        <w:t xml:space="preserve">AI disclaimer </w:t>
+      </w:r>
+    </w:p>
+    <w:p>
+      <w:r>
+        <w:t>Voor h</w:t>
+      </w:r>
+      <w:r>
+        <w:t>et maken van dit verslag is AI gebruikt voor het controleren van spelling en grammatica.</w:t>
+      </w:r>
+    </w:p>
+    <w:p>
+      <w:pPr>
+        <w:rPr>
           <w:lang w:val="en-US"/>
         </w:rPr>
       </w:pPr>
-      <w:proofErr w:type="spellStart"/>
-      <w:r>
-        <w:rPr>
-          <w:b/>
-          <w:bCs/>
+      <w:r>
+        <w:rPr>
           <w:lang w:val="en-US"/>
         </w:rPr>
-        <w:t>Referenties</w:t>
-      </w:r>
-      <w:proofErr w:type="spellEnd"/>
-    </w:p>
-    <w:p>
-      <w:pPr>
-        <w:rPr>
-          <w:b/>
-          <w:bCs/>
+        <w:t xml:space="preserve">Gabriel, S. E. (2001). </w:t>
+      </w:r>
+      <w:r>
+        <w:rPr>
           <w:lang w:val="en-US"/>
         </w:rPr>
-      </w:pPr>
-      <w:r>
-        <w:rPr>
-          <w:b/>
-          <w:bCs/>
+        <w:t xml:space="preserve">The epidemiology of rheumatoid arthritis. </w:t>
+      </w:r>
+      <w:r>
+        <w:rPr>
+          <w:i/>
+          <w:iCs/>
           <w:lang w:val="en-US"/>
         </w:rPr>
-        <w:t xml:space="preserve">AI disclaimer </w:t>
-      </w:r>
-    </w:p>
-    <w:p>
-      <w:r>
-        <w:t>Voor h</w:t>
-      </w:r>
-      <w:r>
-        <w:t>et maken van dit verslag is AI gebruikt voor het controleren van spelling en grammatica.</w:t>
-      </w:r>
-    </w:p>
-    <w:p>
-      <w:r>
-        <w:t xml:space="preserve">Gabriel, S. E. (2001). </w:t>
+        <w:t>Rheumatic Disease Clinics of North America</w:t>
       </w:r>
       <w:r>
         <w:rPr>
           <w:lang w:val="en-US"/>
         </w:rPr>
-        <w:t xml:space="preserve">The epidemiology of rheumatoid arthritis. </w:t>
-      </w:r>
-      <w:proofErr w:type="spellStart"/>
-      <w:r>
-        <w:rPr>
-          <w:i/>
-          <w:iCs/>
-        </w:rPr>
-        <w:t>Rheumatic</w:t>
-      </w:r>
-      <w:proofErr w:type="spellEnd"/>
-      <w:r>
-        <w:rPr>
-          <w:i/>
-          <w:iCs/>
-        </w:rPr>
-        <w:t xml:space="preserve"> </w:t>
-      </w:r>
-      <w:proofErr w:type="spellStart"/>
-      <w:r>
-        <w:rPr>
-          <w:i/>
-          <w:iCs/>
-        </w:rPr>
-        <w:t>Disease</w:t>
-      </w:r>
-      <w:proofErr w:type="spellEnd"/>
-      <w:r>
-        <w:rPr>
-          <w:i/>
-          <w:iCs/>
-        </w:rPr>
-        <w:t xml:space="preserve"> </w:t>
-      </w:r>
-      <w:proofErr w:type="spellStart"/>
-      <w:r>
-        <w:rPr>
-          <w:i/>
-          <w:iCs/>
-        </w:rPr>
-        <w:t>Clinics</w:t>
-      </w:r>
-      <w:proofErr w:type="spellEnd"/>
-      <w:r>
-        <w:rPr>
-          <w:i/>
-          <w:iCs/>
-        </w:rPr>
-        <w:t xml:space="preserve"> of North America</w:t>
-      </w:r>
-      <w:r>
         <w:t xml:space="preserve">, 27(2), 269–281. </w:t>
       </w:r>
     </w:p>
@@ -1687,54 +1653,43 @@
       </w:r>
     </w:p>
     <w:p>
-      <w:r>
+      <w:pPr>
         <w:rPr>
           <w:lang w:val="en-US"/>
         </w:rPr>
+      </w:pPr>
+      <w:r>
+        <w:rPr>
+          <w:lang w:val="en-US"/>
+        </w:rPr>
         <w:t xml:space="preserve">McInnes, I. B., &amp; Schett, G. (2011). The pathogenesis of rheumatoid arthritis. </w:t>
       </w:r>
       <w:r>
-        <w:t xml:space="preserve">The </w:t>
-      </w:r>
-      <w:proofErr w:type="spellStart"/>
-      <w:r>
-        <w:t>Pathogenesis</w:t>
-      </w:r>
-      <w:proofErr w:type="spellEnd"/>
-      <w:r>
-        <w:t xml:space="preserve"> of </w:t>
-      </w:r>
-      <w:proofErr w:type="spellStart"/>
-      <w:r>
-        <w:t>Rheumatoid</w:t>
-      </w:r>
-      <w:proofErr w:type="spellEnd"/>
-      <w:r>
-        <w:t xml:space="preserve"> </w:t>
-      </w:r>
-      <w:proofErr w:type="spellStart"/>
-      <w:r>
-        <w:t>Arthritis</w:t>
-      </w:r>
-      <w:proofErr w:type="spellEnd"/>
-      <w:r>
-        <w:t xml:space="preserve">. </w:t>
-      </w:r>
-    </w:p>
-    <w:p>
-      <w:pPr>
         <w:rPr>
           <w:lang w:val="en-US"/>
         </w:rPr>
-      </w:pPr>
-      <w:r>
+        <w:t xml:space="preserve">The Pathogenesis of Rheumatoid Arthritis. </w:t>
+      </w:r>
+    </w:p>
+    <w:p>
+      <w:pPr>
         <w:rPr>
           <w:lang w:val="en-US"/>
         </w:rPr>
+      </w:pPr>
+      <w:r>
+        <w:rPr>
+          <w:lang w:val="en-US"/>
+        </w:rPr>
         <w:t xml:space="preserve">Platzer, A. et al. (2019). Dataset source and synovial tissue transcriptomic analysis. </w:t>
       </w:r>
     </w:p>
     <w:p>
+      <w:pPr>
+        <w:rPr>
+          <w:lang w:val="en-US"/>
+        </w:rPr>
+      </w:pPr>
       <w:proofErr w:type="spellStart"/>
       <w:r>
         <w:t>Radu</w:t>
@@ -1757,16 +1712,18 @@
         </w:rPr>
         <w:t xml:space="preserve">Management of rheumatoid arthritis: An overview. </w:t>
       </w:r>
-      <w:proofErr w:type="spellStart"/>
-      <w:r>
-        <w:rPr>
-          <w:i/>
-          <w:iCs/>
+      <w:r>
+        <w:rPr>
+          <w:i/>
+          <w:iCs/>
+          <w:lang w:val="en-US"/>
         </w:rPr>
         <w:t>Cells</w:t>
       </w:r>
-      <w:proofErr w:type="spellEnd"/>
-      <w:r>
+      <w:r>
+        <w:rPr>
+          <w:lang w:val="en-US"/>
+        </w:rPr>
         <w:t xml:space="preserve">, 10(11), 2857. </w:t>
       </w:r>
     </w:p>
